--- a/docs/run_instructions.docx
+++ b/docs/run_instructions.docx
@@ -5,8 +5,12 @@
     <w:p>
       <w:pPr>
         <w:pStyle w:val="a4"/>
-      </w:pPr>
-      <w:r>
+        <w:spacing w:before="0"/>
+      </w:pPr>
+      <w:r>
+        <w:rPr>
+          <w:color w:val="000000"/>
+        </w:rPr>
         <w:t>Global Cost of Living Comparison and Relocation Analytics System</w:t>
       </w:r>
     </w:p>
@@ -15,15 +19,22 @@
         <w:pStyle w:val="a6"/>
       </w:pPr>
       <w:r>
+        <w:rPr>
+          <w:color w:val="000000"/>
+        </w:rPr>
         <w:t>Run Instructions</w:t>
       </w:r>
     </w:p>
     <w:p>
       <w:pPr>
         <w:pStyle w:val="1"/>
+        <w:spacing w:before="180"/>
       </w:pPr>
       <w:bookmarkStart w:id="0" w:name="requirements"/>
       <w:r>
+        <w:rPr>
+          <w:color w:val="000000"/>
+        </w:rPr>
         <w:t>1. Requirements</w:t>
       </w:r>
     </w:p>
@@ -32,7 +43,10 @@
         <w:pStyle w:val="FirstParagraph"/>
       </w:pPr>
       <w:r>
-        <w:t>Install the following software:</w:t>
+        <w:rPr>
+          <w:color w:val="000000"/>
+        </w:rPr>
+        <w:t xml:space="preserve">The project uses the following software:</w:t>
       </w:r>
     </w:p>
     <w:p>
@@ -44,16 +58,10 @@
         </w:numPr>
       </w:pPr>
       <w:r>
-        <w:t xml:space="preserve">PostgreSQL with the </w:t>
-      </w:r>
-      <w:r>
-        <w:rPr>
-          <w:rStyle w:val="VerbatimChar"/>
-        </w:rPr>
-        <w:t>psql</w:t>
-      </w:r>
-      <w:r>
-        <w:t xml:space="preserve"> command-line tool;</w:t>
+        <w:rPr>
+          <w:color w:val="000000"/>
+        </w:rPr>
+        <w:t xml:space="preserve">PostgreSQL with the psql command-line tool available in PATH;</w:t>
       </w:r>
     </w:p>
     <w:p>
@@ -65,7 +73,10 @@
         </w:numPr>
       </w:pPr>
       <w:r>
-        <w:t>Python 3 with pandas;</w:t>
+        <w:rPr>
+          <w:color w:val="000000"/>
+        </w:rPr>
+        <w:t xml:space="preserve">Python 3 and pandas, only if the supplied CSV files need to be regenerated;</w:t>
       </w:r>
     </w:p>
     <w:p>
@@ -77,6 +88,9 @@
         </w:numPr>
       </w:pPr>
       <w:r>
+        <w:rPr>
+          <w:color w:val="000000"/>
+        </w:rPr>
         <w:t>Microsoft Power BI Desktop.</w:t>
       </w:r>
     </w:p>
@@ -85,36 +99,49 @@
         <w:pStyle w:val="FirstParagraph"/>
       </w:pPr>
       <w:r>
-        <w:t xml:space="preserve">The file </w:t>
+        <w:rPr>
+          <w:color w:val="000000"/>
+        </w:rPr>
+        <w:t xml:space="preserve">Prepared CSV files are in </w:t>
       </w:r>
       <w:r>
         <w:rPr>
           <w:rStyle w:val="VerbatimChar"/>
-        </w:rPr>
-        <w:t>cost-of-living.csv.zip</w:t>
-      </w:r>
-      <w:r>
-        <w:t xml:space="preserve"> must be located in the project root:</w:t>
+          <w:color w:val="000000"/>
+        </w:rPr>
+        <w:t xml:space="preserve">data</w:t>
+      </w:r>
+      <w:r>
+        <w:rPr>
+          <w:color w:val="000000"/>
+        </w:rPr>
+        <w:t xml:space="preserve">. The source archive is:</w:t>
       </w:r>
     </w:p>
     <w:p>
       <w:pPr>
         <w:pStyle w:val="SourceCode"/>
+        <w:keepLines/>
       </w:pPr>
       <w:r>
         <w:rPr>
           <w:rStyle w:val="VerbatimChar"/>
-        </w:rPr>
-        <w:t>project-folder\cost-of-living.csv.zip</w:t>
+          <w:color w:val="000000"/>
+        </w:rPr>
+        <w:t xml:space="preserve">cost-of-living.csv.zip</w:t>
       </w:r>
     </w:p>
     <w:p>
       <w:pPr>
         <w:pStyle w:val="1"/>
+        <w:spacing w:before="180"/>
       </w:pPr>
       <w:bookmarkStart w:id="1" w:name="open-the-project-folder"/>
       <w:bookmarkEnd w:id="0"/>
       <w:r>
+        <w:rPr>
+          <w:color w:val="000000"/>
+        </w:rPr>
         <w:t>2. Open the Project Folder</w:t>
       </w:r>
     </w:p>
@@ -123,18 +150,23 @@
         <w:pStyle w:val="FirstParagraph"/>
       </w:pPr>
       <w:r>
+        <w:rPr>
+          <w:color w:val="000000"/>
+        </w:rPr>
         <w:t>Open PowerShell and move to the project root:</w:t>
       </w:r>
     </w:p>
     <w:p>
       <w:pPr>
         <w:pStyle w:val="SourceCode"/>
-      </w:pPr>
-      <w:r>
-        <w:rPr>
-          <w:rStyle w:val="FunctionTok"/>
-        </w:rPr>
-        <w:t>cd "path\to\project-folder"</w:t>
+        <w:keepLines/>
+      </w:pPr>
+      <w:r>
+        <w:rPr>
+          <w:rStyle w:val="VerbatimChar"/>
+          <w:color w:val="000000"/>
+        </w:rPr>
+        <w:t xml:space="preserve">cd "path\to\project-folder"</w:t>
       </w:r>
     </w:p>
     <w:p>
@@ -142,17 +174,24 @@
         <w:pStyle w:val="FirstParagraph"/>
       </w:pPr>
       <w:r>
-        <w:t>All commands below must be executed from this folder.</w:t>
+        <w:rPr>
+          <w:color w:val="000000"/>
+        </w:rPr>
+        <w:t xml:space="preserve">Replace path\to\project-folder with the folder containing the downloaded project. Run all commands from that folder.</w:t>
       </w:r>
     </w:p>
     <w:p>
       <w:pPr>
         <w:pStyle w:val="1"/>
+        <w:spacing w:before="180"/>
       </w:pPr>
       <w:bookmarkStart w:id="2" w:name="create-the-postgresql-database"/>
       <w:bookmarkEnd w:id="1"/>
       <w:r>
-        <w:t>3. Create the PostgreSQL Database</w:t>
+        <w:rPr>
+          <w:color w:val="000000"/>
+        </w:rPr>
+        <w:t xml:space="preserve">3. Create and Load the Databases</w:t>
       </w:r>
     </w:p>
     <w:p>
@@ -160,67 +199,72 @@
         <w:pStyle w:val="FirstParagraph"/>
       </w:pPr>
       <w:r>
-        <w:t xml:space="preserve">Create the database once. Skip this command if </w:t>
-      </w:r>
+        <w:rPr>
+          <w:color w:val="000000"/>
+        </w:rPr>
+        <w:t xml:space="preserve">Run the script to create both databases, load CSV files and execute ETL:</w:t>
+      </w:r>
+    </w:p>
+    <w:p>
+      <w:pPr>
+        <w:pStyle w:val="SourceCode"/>
+        <w:keepLines/>
+      </w:pPr>
       <w:r>
         <w:rPr>
           <w:rStyle w:val="VerbatimChar"/>
-        </w:rPr>
-        <w:t>coursework</w:t>
-      </w:r>
-      <w:r>
-        <w:t xml:space="preserve"> already exists:</w:t>
-      </w:r>
-    </w:p>
-    <w:p>
-      <w:pPr>
-        <w:pStyle w:val="SourceCode"/>
-      </w:pPr>
-      <w:r>
-        <w:rPr>
-          <w:rStyle w:val="NormalTok"/>
-        </w:rPr>
-        <w:t xml:space="preserve">psql </w:t>
-      </w:r>
-      <w:r>
-        <w:rPr>
-          <w:rStyle w:val="OperatorTok"/>
-        </w:rPr>
-        <w:t>-</w:t>
-      </w:r>
-      <w:r>
-        <w:rPr>
-          <w:rStyle w:val="NormalTok"/>
-        </w:rPr>
-        <w:t xml:space="preserve">U postgres </w:t>
-      </w:r>
-      <w:r>
-        <w:rPr>
-          <w:rStyle w:val="OperatorTok"/>
-        </w:rPr>
-        <w:t>-</w:t>
-      </w:r>
-      <w:r>
-        <w:rPr>
-          <w:rStyle w:val="NormalTok"/>
-        </w:rPr>
-        <w:t xml:space="preserve">c </w:t>
-      </w:r>
-      <w:r>
-        <w:rPr>
-          <w:rStyle w:val="StringTok"/>
-        </w:rPr>
-        <w:t>"CREATE DATABASE coursework;"</w:t>
+          <w:color w:val="000000"/>
+        </w:rPr>
+        <w:t xml:space="preserve">powershell -NoProfile -ExecutionPolicy Bypass `</w:t>
+        <w:br/>
+        <w:t xml:space="preserve">  -File .\scripts\run.ps1</w:t>
+      </w:r>
+    </w:p>
+    <w:p>
+      <w:pPr>
+        <w:pStyle w:val="FirstParagraph"/>
+      </w:pPr>
+      <w:r>
+        <w:rPr>
+          <w:color w:val="000000"/>
+        </w:rPr>
+        <w:t xml:space="preserve">Defaults: localhost:5432, user postgres, databases coursework_oltp and coursework_olap. The password comes from PGPASSWORD, .local/postgres-password.txt, or a prompt.</w:t>
+      </w:r>
+    </w:p>
+    <w:p>
+      <w:pPr>
+        <w:pStyle w:val="FirstParagraph"/>
+      </w:pPr>
+      <w:r>
+        <w:rPr>
+          <w:color w:val="000000"/>
+        </w:rPr>
+        <w:t xml:space="preserve">Bypass applies only to this process. The runner stops on errors; success ends with “Loaded snapshot … into coursework_olap”.</w:t>
+      </w:r>
+    </w:p>
+    <w:p>
+      <w:pPr>
+        <w:pStyle w:val="FirstParagraph"/>
+      </w:pPr>
+      <w:r>
+        <w:rPr>
+          <w:color w:val="000000"/>
+        </w:rPr>
+        <w:t xml:space="preserve">The runner can find psql through PATH. For another location, add -PsqlPath followed by the full quoted path to psql.exe.</w:t>
       </w:r>
     </w:p>
     <w:p>
       <w:pPr>
         <w:pStyle w:val="1"/>
+        <w:spacing w:before="180"/>
       </w:pPr>
       <w:bookmarkStart w:id="3" w:name="prepare-the-csv-files"/>
       <w:bookmarkEnd w:id="2"/>
       <w:r>
-        <w:t>4. Prepare the CSV Files</w:t>
+        <w:rPr>
+          <w:color w:val="000000"/>
+        </w:rPr>
+        <w:t xml:space="preserve">4. Prepare CSV Files from the Archive</w:t>
       </w:r>
     </w:p>
     <w:p>
@@ -228,59 +272,37 @@
         <w:pStyle w:val="FirstParagraph"/>
       </w:pPr>
       <w:r>
-        <w:t>Run the Python preparation script:</w:t>
+        <w:rPr>
+          <w:color w:val="000000"/>
+        </w:rPr>
+        <w:t xml:space="preserve">Skip this step for supplied CSV files. These commands regenerate them from the ZIP and overwrite manual changes. Afterwards, repeat step 3.</w:t>
       </w:r>
     </w:p>
     <w:p>
       <w:pPr>
         <w:pStyle w:val="SourceCode"/>
-      </w:pPr>
-      <w:r>
-        <w:rPr>
-          <w:rStyle w:val="NormalTok"/>
-        </w:rPr>
-        <w:t>python scripts</w:t>
-      </w:r>
-      <w:r>
-        <w:rPr>
-          <w:rStyle w:val="OperatorTok"/>
-        </w:rPr>
-        <w:t>/</w:t>
-      </w:r>
-      <w:r>
-        <w:rPr>
-          <w:rStyle w:val="NormalTok"/>
-        </w:rPr>
-        <w:t>0_prepare_csv_from_zip</w:t>
-      </w:r>
-      <w:r>
-        <w:rPr>
-          <w:rStyle w:val="OperatorTok"/>
-        </w:rPr>
-        <w:t>.</w:t>
-      </w:r>
-      <w:r>
-        <w:rPr>
-          <w:rStyle w:val="FunctionTok"/>
-        </w:rPr>
-        <w:t>py</w:t>
+        <w:keepLines/>
+      </w:pPr>
+      <w:r>
+        <w:rPr>
+          <w:rStyle w:val="VerbatimChar"/>
+          <w:color w:val="000000"/>
+        </w:rPr>
+        <w:t xml:space="preserve">python -m pip install -r requirements.txt</w:t>
+        <w:br/>
+        <w:t xml:space="preserve">python scripts/0_prepare_csv_from_zip.py</w:t>
       </w:r>
     </w:p>
     <w:p>
       <w:pPr>
         <w:pStyle w:val="FirstParagraph"/>
-      </w:pPr>
-      <w:r>
-        <w:t xml:space="preserve">Expected files in </w:t>
-      </w:r>
-      <w:r>
-        <w:rPr>
-          <w:rStyle w:val="VerbatimChar"/>
-        </w:rPr>
-        <w:t>data/</w:t>
-      </w:r>
-      <w:r>
-        <w:t>:</w:t>
+        <w:keepNext/>
+      </w:pPr>
+      <w:r>
+        <w:rPr>
+          <w:color w:val="000000"/>
+        </w:rPr>
+        <w:t xml:space="preserve">The original archive produces the following files:</w:t>
       </w:r>
     </w:p>
     <w:p>
@@ -294,10 +316,14 @@
       <w:r>
         <w:rPr>
           <w:rStyle w:val="VerbatimChar"/>
+          <w:color w:val="000000"/>
         </w:rPr>
         <w:t>countries.csv</w:t>
       </w:r>
       <w:r>
+        <w:rPr>
+          <w:color w:val="000000"/>
+        </w:rPr>
         <w:t xml:space="preserve"> — 204 rows;</w:t>
       </w:r>
     </w:p>
@@ -312,10 +338,14 @@
       <w:r>
         <w:rPr>
           <w:rStyle w:val="VerbatimChar"/>
+          <w:color w:val="000000"/>
         </w:rPr>
         <w:t>cities.csv</w:t>
       </w:r>
       <w:r>
+        <w:rPr>
+          <w:color w:val="000000"/>
+        </w:rPr>
         <w:t xml:space="preserve"> — 4,874 rows;</w:t>
       </w:r>
     </w:p>
@@ -330,10 +360,14 @@
       <w:r>
         <w:rPr>
           <w:rStyle w:val="VerbatimChar"/>
+          <w:color w:val="000000"/>
         </w:rPr>
         <w:t>cost_items.csv</w:t>
       </w:r>
       <w:r>
+        <w:rPr>
+          <w:color w:val="000000"/>
+        </w:rPr>
         <w:t xml:space="preserve"> — 55 rows;</w:t>
       </w:r>
     </w:p>
@@ -348,10 +382,14 @@
       <w:r>
         <w:rPr>
           <w:rStyle w:val="VerbatimChar"/>
+          <w:color w:val="000000"/>
         </w:rPr>
         <w:t>city_cost_values.csv</w:t>
       </w:r>
       <w:r>
+        <w:rPr>
+          <w:color w:val="000000"/>
+        </w:rPr>
         <w:t xml:space="preserve"> — 222,981 rows;</w:t>
       </w:r>
     </w:p>
@@ -366,21 +404,29 @@
       <w:r>
         <w:rPr>
           <w:rStyle w:val="VerbatimChar"/>
+          <w:color w:val="000000"/>
         </w:rPr>
         <w:t>user_favorite_cities.csv</w:t>
       </w:r>
       <w:r>
+        <w:rPr>
+          <w:color w:val="000000"/>
+        </w:rPr>
         <w:t xml:space="preserve"> — 375 rows.</w:t>
       </w:r>
     </w:p>
     <w:p>
       <w:pPr>
         <w:pStyle w:val="1"/>
+        <w:spacing w:before="180"/>
       </w:pPr>
       <w:bookmarkStart w:id="4" w:name="create-and-load-oltp"/>
       <w:bookmarkEnd w:id="3"/>
       <w:r>
-        <w:t>5. Create and Load OLTP</w:t>
+        <w:rPr>
+          <w:color w:val="000000"/>
+        </w:rPr>
+        <w:t xml:space="preserve">5. Update the Source Data</w:t>
       </w:r>
     </w:p>
     <w:p>
@@ -388,148 +434,36 @@
         <w:pStyle w:val="FirstParagraph"/>
       </w:pPr>
       <w:r>
-        <w:t>Run the scripts in this order:</w:t>
-      </w:r>
-    </w:p>
-    <w:p>
-      <w:pPr>
-        <w:pStyle w:val="SourceCode"/>
-      </w:pPr>
-      <w:r>
-        <w:rPr>
-          <w:rStyle w:val="NormalTok"/>
-        </w:rPr>
-        <w:lastRenderedPageBreak/>
-        <w:t xml:space="preserve">psql </w:t>
-      </w:r>
-      <w:r>
-        <w:rPr>
-          <w:rStyle w:val="OperatorTok"/>
-        </w:rPr>
-        <w:t>-</w:t>
-      </w:r>
-      <w:r>
-        <w:rPr>
-          <w:rStyle w:val="NormalTok"/>
-        </w:rPr>
-        <w:t xml:space="preserve">U postgres </w:t>
-      </w:r>
-      <w:r>
-        <w:rPr>
-          <w:rStyle w:val="OperatorTok"/>
-        </w:rPr>
-        <w:t>-</w:t>
-      </w:r>
-      <w:r>
-        <w:rPr>
-          <w:rStyle w:val="NormalTok"/>
-        </w:rPr>
-        <w:t xml:space="preserve">d coursework </w:t>
-      </w:r>
-      <w:r>
-        <w:rPr>
-          <w:rStyle w:val="OperatorTok"/>
-        </w:rPr>
-        <w:t>-</w:t>
-      </w:r>
-      <w:r>
-        <w:rPr>
-          <w:rStyle w:val="NormalTok"/>
-        </w:rPr>
-        <w:t>f sql</w:t>
-      </w:r>
-      <w:r>
-        <w:rPr>
-          <w:rStyle w:val="OperatorTok"/>
-        </w:rPr>
-        <w:t>/</w:t>
-      </w:r>
-      <w:r>
-        <w:rPr>
-          <w:rStyle w:val="NormalTok"/>
-        </w:rPr>
-        <w:t>1_create_oltp</w:t>
-      </w:r>
-      <w:r>
-        <w:rPr>
-          <w:rStyle w:val="OperatorTok"/>
-        </w:rPr>
-        <w:t>.</w:t>
-      </w:r>
-      <w:r>
-        <w:rPr>
-          <w:rStyle w:val="FunctionTok"/>
-        </w:rPr>
-        <w:t>sql</w:t>
-      </w:r>
-      <w:r>
-        <w:br/>
-      </w:r>
-      <w:r>
-        <w:rPr>
-          <w:rStyle w:val="NormalTok"/>
-        </w:rPr>
-        <w:t xml:space="preserve">psql </w:t>
-      </w:r>
-      <w:r>
-        <w:rPr>
-          <w:rStyle w:val="OperatorTok"/>
-        </w:rPr>
-        <w:t>-</w:t>
-      </w:r>
-      <w:r>
-        <w:rPr>
-          <w:rStyle w:val="NormalTok"/>
-        </w:rPr>
-        <w:t xml:space="preserve">U postgres </w:t>
-      </w:r>
-      <w:r>
-        <w:rPr>
-          <w:rStyle w:val="OperatorTok"/>
-        </w:rPr>
-        <w:t>-</w:t>
-      </w:r>
-      <w:r>
-        <w:rPr>
-          <w:rStyle w:val="NormalTok"/>
-        </w:rPr>
-        <w:t xml:space="preserve">d coursework </w:t>
-      </w:r>
-      <w:r>
-        <w:rPr>
-          <w:rStyle w:val="OperatorTok"/>
-        </w:rPr>
-        <w:t>-</w:t>
-      </w:r>
-      <w:r>
-        <w:rPr>
-          <w:rStyle w:val="NormalTok"/>
-        </w:rPr>
-        <w:t>f sql</w:t>
-      </w:r>
-      <w:r>
-        <w:rPr>
-          <w:rStyle w:val="OperatorTok"/>
-        </w:rPr>
-        <w:t>/</w:t>
-      </w:r>
-      <w:r>
-        <w:rPr>
-          <w:rStyle w:val="NormalTok"/>
-        </w:rPr>
-        <w:t>2_load_csv_to_oltp</w:t>
-      </w:r>
-      <w:r>
-        <w:rPr>
-          <w:rStyle w:val="OperatorTok"/>
-        </w:rPr>
-        <w:t>.</w:t>
-      </w:r>
-      <w:r>
-        <w:rPr>
-          <w:rStyle w:val="FunctionTok"/>
-        </w:rPr>
-        <w:t>sql</w:t>
+        <w:rPr>
+          <w:color w:val="000000"/>
+        </w:rPr>
+        <w:t xml:space="preserve">Change </w:t>
+      </w:r>
+      <w:r>
+        <w:rPr>
+          <w:rStyle w:val="VerbatimChar"/>
+          <w:color w:val="000000"/>
+        </w:rPr>
+        <w:t xml:space="preserve">cost_value</w:t>
+      </w:r>
+      <w:r>
+        <w:rPr>
+          <w:color w:val="000000"/>
+        </w:rPr>
+        <w:t xml:space="preserve"> for the required city, country and item_code in </w:t>
+      </w:r>
+      <w:r>
+        <w:rPr>
+          <w:rStyle w:val="VerbatimChar"/>
+          <w:color w:val="000000"/>
+        </w:rPr>
+        <w:t xml:space="preserve">data/city_cost_values.csv</w:t>
+      </w:r>
+      <w:r>
+        <w:rPr>
+          <w:color w:val="000000"/>
+        </w:rPr>
+        <w:t xml:space="preserve">. Keep the full file, then repeat step 3.</w:t>
       </w:r>
     </w:p>
     <w:p>
@@ -537,17 +471,24 @@
         <w:pStyle w:val="FirstParagraph"/>
       </w:pPr>
       <w:r>
-        <w:t>The first script creates the eight OLTP tables. The second loads the five CSV files through temporary staging tables.</w:t>
+        <w:rPr>
+          <w:color w:val="000000"/>
+        </w:rPr>
+        <w:t xml:space="preserve">The loader adds, updates and deletes rows to match all five CSV files. Invalid data rolls back the loading stage.</w:t>
       </w:r>
     </w:p>
     <w:p>
       <w:pPr>
         <w:pStyle w:val="1"/>
+        <w:spacing w:before="180"/>
       </w:pPr>
       <w:bookmarkStart w:id="5" w:name="create-and-load-olap"/>
       <w:bookmarkEnd w:id="4"/>
       <w:r>
-        <w:t>6. Create and Load OLAP</w:t>
+        <w:rPr>
+          <w:color w:val="000000"/>
+        </w:rPr>
+        <w:t xml:space="preserve">6. Choose the Snapshot Date</w:t>
       </w:r>
     </w:p>
     <w:p>
@@ -555,216 +496,23 @@
         <w:pStyle w:val="FirstParagraph"/>
       </w:pPr>
       <w:r>
-        <w:t>Run:</w:t>
-      </w:r>
-    </w:p>
-    <w:p>
-      <w:pPr>
-        <w:pStyle w:val="SourceCode"/>
-      </w:pPr>
-      <w:r>
-        <w:rPr>
-          <w:rStyle w:val="NormalTok"/>
-        </w:rPr>
-        <w:t xml:space="preserve">psql </w:t>
-      </w:r>
-      <w:r>
-        <w:rPr>
-          <w:rStyle w:val="OperatorTok"/>
-        </w:rPr>
-        <w:t>-</w:t>
-      </w:r>
-      <w:r>
-        <w:rPr>
-          <w:rStyle w:val="NormalTok"/>
-        </w:rPr>
-        <w:t xml:space="preserve">U postgres </w:t>
-      </w:r>
-      <w:r>
-        <w:rPr>
-          <w:rStyle w:val="OperatorTok"/>
-        </w:rPr>
-        <w:t>-</w:t>
-      </w:r>
-      <w:r>
-        <w:rPr>
-          <w:rStyle w:val="NormalTok"/>
-        </w:rPr>
-        <w:t xml:space="preserve">d coursework </w:t>
-      </w:r>
-      <w:r>
-        <w:rPr>
-          <w:rStyle w:val="OperatorTok"/>
-        </w:rPr>
-        <w:t>-</w:t>
-      </w:r>
-      <w:r>
-        <w:rPr>
-          <w:rStyle w:val="NormalTok"/>
-        </w:rPr>
-        <w:t>f sql</w:t>
-      </w:r>
-      <w:r>
-        <w:rPr>
-          <w:rStyle w:val="OperatorTok"/>
-        </w:rPr>
-        <w:t>/</w:t>
-      </w:r>
-      <w:r>
-        <w:rPr>
-          <w:rStyle w:val="NormalTok"/>
-        </w:rPr>
-        <w:t>3_create_olap</w:t>
-      </w:r>
-      <w:r>
-        <w:rPr>
-          <w:rStyle w:val="OperatorTok"/>
-        </w:rPr>
-        <w:t>.</w:t>
-      </w:r>
-      <w:r>
-        <w:rPr>
-          <w:rStyle w:val="FunctionTok"/>
-        </w:rPr>
-        <w:t>sql</w:t>
-      </w:r>
-      <w:r>
-        <w:br/>
-      </w:r>
-      <w:r>
-        <w:rPr>
-          <w:rStyle w:val="NormalTok"/>
-        </w:rPr>
-        <w:t xml:space="preserve">psql </w:t>
-      </w:r>
-      <w:r>
-        <w:rPr>
-          <w:rStyle w:val="OperatorTok"/>
-        </w:rPr>
-        <w:t>-</w:t>
-      </w:r>
-      <w:r>
-        <w:rPr>
-          <w:rStyle w:val="NormalTok"/>
-        </w:rPr>
-        <w:t xml:space="preserve">U postgres </w:t>
-      </w:r>
-      <w:r>
-        <w:rPr>
-          <w:rStyle w:val="OperatorTok"/>
-        </w:rPr>
-        <w:t>-</w:t>
-      </w:r>
-      <w:r>
-        <w:rPr>
-          <w:rStyle w:val="NormalTok"/>
-        </w:rPr>
-        <w:t xml:space="preserve">d coursework </w:t>
-      </w:r>
-      <w:r>
-        <w:rPr>
-          <w:rStyle w:val="OperatorTok"/>
-        </w:rPr>
-        <w:t>-</w:t>
-      </w:r>
-      <w:r>
-        <w:rPr>
-          <w:rStyle w:val="NormalTok"/>
-        </w:rPr>
-        <w:t>f sql</w:t>
-      </w:r>
-      <w:r>
-        <w:rPr>
-          <w:rStyle w:val="OperatorTok"/>
-        </w:rPr>
-        <w:t>/</w:t>
-      </w:r>
-      <w:r>
-        <w:rPr>
-          <w:rStyle w:val="NormalTok"/>
-        </w:rPr>
-        <w:t>4_etl_oltp_to_olap</w:t>
-      </w:r>
-      <w:r>
-        <w:rPr>
-          <w:rStyle w:val="OperatorTok"/>
-        </w:rPr>
-        <w:t>.</w:t>
-      </w:r>
-      <w:r>
-        <w:rPr>
-          <w:rStyle w:val="FunctionTok"/>
-        </w:rPr>
-        <w:t>sql</w:t>
-      </w:r>
-      <w:r>
-        <w:br/>
-      </w:r>
-      <w:r>
-        <w:rPr>
-          <w:rStyle w:val="NormalTok"/>
-        </w:rPr>
-        <w:t xml:space="preserve">psql </w:t>
-      </w:r>
-      <w:r>
-        <w:rPr>
-          <w:rStyle w:val="OperatorTok"/>
-        </w:rPr>
-        <w:t>-</w:t>
-      </w:r>
-      <w:r>
-        <w:rPr>
-          <w:rStyle w:val="NormalTok"/>
-        </w:rPr>
-        <w:t xml:space="preserve">U postgres </w:t>
-      </w:r>
-      <w:r>
-        <w:rPr>
-          <w:rStyle w:val="OperatorTok"/>
-        </w:rPr>
-        <w:t>-</w:t>
-      </w:r>
-      <w:r>
-        <w:rPr>
-          <w:rStyle w:val="NormalTok"/>
-        </w:rPr>
-        <w:t xml:space="preserve">d coursework </w:t>
-      </w:r>
-      <w:r>
-        <w:rPr>
-          <w:rStyle w:val="OperatorTok"/>
-        </w:rPr>
-        <w:t>-</w:t>
-      </w:r>
-      <w:r>
-        <w:rPr>
-          <w:rStyle w:val="NormalTok"/>
-        </w:rPr>
-        <w:t>f sql</w:t>
-      </w:r>
-      <w:r>
-        <w:rPr>
-          <w:rStyle w:val="OperatorTok"/>
-        </w:rPr>
-        <w:t>/</w:t>
-      </w:r>
-      <w:r>
-        <w:rPr>
-          <w:rStyle w:val="NormalTok"/>
-        </w:rPr>
-        <w:t>5_power_bi_views</w:t>
-      </w:r>
-      <w:r>
-        <w:rPr>
-          <w:rStyle w:val="OperatorTok"/>
-        </w:rPr>
-        <w:t>.</w:t>
-      </w:r>
-      <w:r>
-        <w:rPr>
-          <w:rStyle w:val="FunctionTok"/>
-        </w:rPr>
-        <w:t>sql</w:t>
+        <w:rPr>
+          <w:color w:val="000000"/>
+        </w:rPr>
+        <w:t xml:space="preserve">The default is today. To choose another date, add </w:t>
+      </w:r>
+      <w:r>
+        <w:rPr>
+          <w:rStyle w:val="VerbatimChar"/>
+          <w:color w:val="000000"/>
+        </w:rPr>
+        <w:t xml:space="preserve">-SnapshotDate "YYYY-MM-DD"</w:t>
+      </w:r>
+      <w:r>
+        <w:rPr>
+          <w:color w:val="000000"/>
+        </w:rPr>
+        <w:t xml:space="preserve"> to the command in step 3, replacing YYYY-MM-DD with the required date.</w:t>
       </w:r>
     </w:p>
     <w:p>
@@ -772,16 +520,23 @@
         <w:pStyle w:val="FirstParagraph"/>
       </w:pPr>
       <w:r>
-        <w:t>These scripts create the snowflake DWH, transfer data from OLTP to OLAP and create the three reporting views.</w:t>
+        <w:rPr>
+          <w:color w:val="000000"/>
+        </w:rPr>
+        <w:t xml:space="preserve">The latest date can be corrected; a later date adds a snapshot. Earlier dates are rejected. Power BI reads the latest snapshot.</w:t>
       </w:r>
     </w:p>
     <w:p>
       <w:pPr>
         <w:pStyle w:val="1"/>
+        <w:spacing w:before="180"/>
       </w:pPr>
       <w:bookmarkStart w:id="6" w:name="run-insight-queries"/>
       <w:bookmarkEnd w:id="5"/>
       <w:r>
+        <w:rPr>
+          <w:color w:val="000000"/>
+        </w:rPr>
         <w:t>7. Run Insight Queries</w:t>
       </w:r>
     </w:p>
@@ -790,156 +545,53 @@
         <w:pStyle w:val="FirstParagraph"/>
       </w:pPr>
       <w:r>
+        <w:rPr>
+          <w:color w:val="000000"/>
+        </w:rPr>
         <w:t>These scripts are optional and display analytical results in the terminal:</w:t>
       </w:r>
     </w:p>
     <w:p>
       <w:pPr>
         <w:pStyle w:val="SourceCode"/>
-      </w:pPr>
-      <w:r>
-        <w:rPr>
-          <w:rStyle w:val="NormalTok"/>
-        </w:rPr>
-        <w:t xml:space="preserve">psql </w:t>
-      </w:r>
-      <w:r>
-        <w:rPr>
-          <w:rStyle w:val="OperatorTok"/>
-        </w:rPr>
-        <w:t>-</w:t>
-      </w:r>
-      <w:r>
-        <w:rPr>
-          <w:rStyle w:val="NormalTok"/>
-        </w:rPr>
-        <w:t xml:space="preserve">U postgres </w:t>
-      </w:r>
-      <w:r>
-        <w:rPr>
-          <w:rStyle w:val="OperatorTok"/>
-        </w:rPr>
-        <w:t>-</w:t>
-      </w:r>
-      <w:r>
-        <w:rPr>
-          <w:rStyle w:val="NormalTok"/>
-        </w:rPr>
-        <w:t xml:space="preserve">d coursework </w:t>
-      </w:r>
-      <w:r>
-        <w:rPr>
-          <w:rStyle w:val="OperatorTok"/>
-        </w:rPr>
-        <w:t>-</w:t>
-      </w:r>
-      <w:r>
-        <w:rPr>
-          <w:rStyle w:val="NormalTok"/>
-        </w:rPr>
-        <w:t>f sql</w:t>
-      </w:r>
-      <w:r>
-        <w:rPr>
-          <w:rStyle w:val="OperatorTok"/>
-        </w:rPr>
-        <w:t>/</w:t>
-      </w:r>
-      <w:r>
-        <w:rPr>
-          <w:rStyle w:val="NormalTok"/>
-        </w:rPr>
-        <w:t>6_oltp_queries</w:t>
-      </w:r>
-      <w:r>
-        <w:rPr>
-          <w:rStyle w:val="OperatorTok"/>
-        </w:rPr>
-        <w:t>.</w:t>
-      </w:r>
-      <w:r>
-        <w:rPr>
-          <w:rStyle w:val="FunctionTok"/>
-        </w:rPr>
-        <w:t>sql</w:t>
-      </w:r>
-      <w:r>
+        <w:keepLines/>
+      </w:pPr>
+      <w:r>
+        <w:rPr>
+          <w:rStyle w:val="VerbatimChar"/>
+          <w:color w:val="000000"/>
+        </w:rPr>
+        <w:t xml:space="preserve">psql -U postgres -d coursework_oltp `</w:t>
         <w:br/>
-      </w:r>
-      <w:r>
-        <w:rPr>
-          <w:rStyle w:val="NormalTok"/>
-        </w:rPr>
-        <w:t xml:space="preserve">psql </w:t>
-      </w:r>
-      <w:r>
-        <w:rPr>
-          <w:rStyle w:val="OperatorTok"/>
-        </w:rPr>
-        <w:t>-</w:t>
-      </w:r>
-      <w:r>
-        <w:rPr>
-          <w:rStyle w:val="NormalTok"/>
-        </w:rPr>
-        <w:t xml:space="preserve">U postgres </w:t>
-      </w:r>
-      <w:r>
-        <w:rPr>
-          <w:rStyle w:val="OperatorTok"/>
-        </w:rPr>
-        <w:t>-</w:t>
-      </w:r>
-      <w:r>
-        <w:rPr>
-          <w:rStyle w:val="NormalTok"/>
-        </w:rPr>
-        <w:t xml:space="preserve">d coursework </w:t>
-      </w:r>
-      <w:r>
-        <w:rPr>
-          <w:rStyle w:val="OperatorTok"/>
-        </w:rPr>
-        <w:t>-</w:t>
-      </w:r>
-      <w:r>
-        <w:rPr>
-          <w:rStyle w:val="NormalTok"/>
-        </w:rPr>
-        <w:t>f sql</w:t>
-      </w:r>
-      <w:r>
-        <w:rPr>
-          <w:rStyle w:val="OperatorTok"/>
-        </w:rPr>
-        <w:t>/</w:t>
-      </w:r>
-      <w:r>
-        <w:rPr>
-          <w:rStyle w:val="NormalTok"/>
-        </w:rPr>
-        <w:t>7_olap_queries</w:t>
-      </w:r>
-      <w:r>
-        <w:rPr>
-          <w:rStyle w:val="OperatorTok"/>
-        </w:rPr>
-        <w:t>.</w:t>
-      </w:r>
-      <w:r>
-        <w:rPr>
-          <w:rStyle w:val="FunctionTok"/>
-        </w:rPr>
-        <w:t>sql</w:t>
+        <w:t xml:space="preserve">  -f sql/6_oltp_queries.sql</w:t>
+        <w:br/>
+        <w:t xml:space="preserve">psql -U postgres -d coursework_olap `</w:t>
+        <w:br/>
+        <w:t xml:space="preserve">  -f sql/7_olap_queries.sql</w:t>
+      </w:r>
+    </w:p>
+    <w:p>
+      <w:pPr>
+        <w:pStyle w:val="FirstParagraph"/>
+      </w:pPr>
+      <w:r>
+        <w:rPr>
+          <w:color w:val="000000"/>
+        </w:rPr>
+        <w:t xml:space="preserve">Files using \copy or \set require psql and cannot be run as a whole in the pgAdmin query editor.</w:t>
       </w:r>
     </w:p>
     <w:p>
       <w:pPr>
         <w:pStyle w:val="1"/>
+        <w:spacing w:before="180"/>
       </w:pPr>
       <w:bookmarkStart w:id="7" w:name="open-power-bi"/>
       <w:bookmarkEnd w:id="6"/>
       <w:r>
+        <w:rPr>
+          <w:color w:val="000000"/>
+        </w:rPr>
         <w:t>8. Open Power BI</w:t>
       </w:r>
     </w:p>
@@ -948,16 +600,21 @@
         <w:pStyle w:val="FirstParagraph"/>
       </w:pPr>
       <w:r>
+        <w:rPr>
+          <w:color w:val="000000"/>
+        </w:rPr>
         <w:t>Open:</w:t>
       </w:r>
     </w:p>
     <w:p>
       <w:pPr>
         <w:pStyle w:val="SourceCode"/>
+        <w:keepLines/>
       </w:pPr>
       <w:r>
         <w:rPr>
           <w:rStyle w:val="VerbatimChar"/>
+          <w:color w:val="000000"/>
         </w:rPr>
         <w:t>power_bi_report.pbix</w:t>
       </w:r>
@@ -967,113 +624,73 @@
         <w:pStyle w:val="FirstParagraph"/>
       </w:pPr>
       <w:r>
-        <w:t xml:space="preserve">If Power BI requests credentials, connect to the PostgreSQL database </w:t>
-      </w:r>
-      <w:r>
-        <w:rPr>
-          <w:rStyle w:val="VerbatimChar"/>
-        </w:rPr>
-        <w:t>coursework</w:t>
-      </w:r>
-      <w:r>
-        <w:t xml:space="preserve"> using the local PostgreSQL server and refresh the report.</w:t>
+        <w:rPr>
+          <w:color w:val="000000"/>
+        </w:rPr>
+        <w:t xml:space="preserve">Click Refresh after loading. Use localhost:5432, database coursework_olap, Database authentication and user postgres with the PostgreSQL password. Save the PBIX after refreshing.</w:t>
+      </w:r>
+    </w:p>
+    <w:p>
+      <w:pPr>
+        <w:pStyle w:val="FirstParagraph"/>
+      </w:pPr>
+      <w:r>
+        <w:rPr>
+          <w:color w:val="000000"/>
+        </w:rPr>
+        <w:t xml:space="preserve">Country and city slicers filter the report. Refresh reads OLAP without running ETL. For another server, change the Server and Database parameters in Power Query.</w:t>
       </w:r>
     </w:p>
     <w:p>
       <w:pPr>
         <w:pStyle w:val="1"/>
+        <w:spacing w:before="180"/>
       </w:pPr>
       <w:bookmarkStart w:id="8" w:name="complete-run-order"/>
       <w:bookmarkEnd w:id="7"/>
       <w:r>
-        <w:t>Complete Run Order</w:t>
+        <w:rPr>
+          <w:color w:val="000000"/>
+        </w:rPr>
+        <w:t xml:space="preserve">SQL Execution Order</w:t>
       </w:r>
     </w:p>
     <w:p>
       <w:pPr>
         <w:pStyle w:val="SourceCode"/>
-      </w:pPr>
+        <w:keepLines/>
+      </w:pPr>
+      <w:bookmarkEnd w:id="8"/>
       <w:r>
         <w:rPr>
           <w:rStyle w:val="VerbatimChar"/>
-        </w:rPr>
-        <w:t>0_prepare_csv_from_zip.py</w:t>
-      </w:r>
-      <w:r>
+          <w:color w:val="000000"/>
+        </w:rPr>
+        <w:t xml:space="preserve">0_create_databases.sql</w:t>
         <w:br/>
-      </w:r>
-      <w:r>
-        <w:rPr>
-          <w:rStyle w:val="VerbatimChar"/>
-        </w:rPr>
-        <w:t>1_create_oltp.sql</w:t>
-      </w:r>
-      <w:r>
+        <w:t xml:space="preserve">1_create_oltp.sql</w:t>
         <w:br/>
-      </w:r>
-      <w:r>
-        <w:rPr>
-          <w:rStyle w:val="VerbatimChar"/>
-        </w:rPr>
-        <w:t>2_load_csv_to_oltp.sql</w:t>
-      </w:r>
-      <w:r>
+        <w:t xml:space="preserve">2_load_csv_to_oltp.sql</w:t>
         <w:br/>
-      </w:r>
-      <w:r>
-        <w:rPr>
-          <w:rStyle w:val="VerbatimChar"/>
-        </w:rPr>
-        <w:t>3_create_olap.sql</w:t>
-      </w:r>
-      <w:r>
+        <w:t xml:space="preserve">3_create_olap.sql</w:t>
         <w:br/>
-      </w:r>
-      <w:r>
-        <w:rPr>
-          <w:rStyle w:val="VerbatimChar"/>
-        </w:rPr>
-        <w:t>4_etl_oltp_to_olap.sql</w:t>
-      </w:r>
-      <w:r>
+        <w:t xml:space="preserve">3a_connect_oltp.sql</w:t>
         <w:br/>
-      </w:r>
-      <w:r>
-        <w:rPr>
-          <w:rStyle w:val="VerbatimChar"/>
-        </w:rPr>
-        <w:t>5_power_bi_views.sql</w:t>
-      </w:r>
-      <w:r>
+        <w:t xml:space="preserve">4_etl_oltp_to_olap.sql</w:t>
         <w:br/>
-      </w:r>
-      <w:r>
-        <w:rPr>
-          <w:rStyle w:val="VerbatimChar"/>
-        </w:rPr>
-        <w:t>6_oltp_queries.sql</w:t>
-      </w:r>
-      <w:r>
-        <w:br/>
-      </w:r>
-      <w:r>
-        <w:rPr>
-          <w:rStyle w:val="VerbatimChar"/>
-        </w:rPr>
-        <w:t>7_olap_queries.sql</w:t>
-      </w:r>
-      <w:r>
-        <w:br/>
-      </w:r>
-      <w:proofErr w:type="spellStart"/>
-      <w:r>
-        <w:rPr>
-          <w:rStyle w:val="VerbatimChar"/>
-        </w:rPr>
-        <w:t>power_bi_report.pbix</w:t>
-      </w:r>
-      <w:bookmarkEnd w:id="8"/>
-      <w:proofErr w:type="spellEnd"/>
+        <w:t xml:space="preserve">5_power_bi_views.sql</w:t>
+      </w:r>
+    </w:p>
+    <w:p>
+      <w:pPr>
+        <w:pStyle w:val="FirstParagraph"/>
+      </w:pPr>
+      <w:r>
+        <w:rPr>
+          <w:color w:val="000000"/>
+        </w:rPr>
+        <w:t xml:space="preserve">run.ps1 executes these files automatically. Queries 6 and 7 are optional.</w:t>
+      </w:r>
     </w:p>
     <w:sectPr>
       <w:footnotePr>
@@ -1550,6 +1167,9 @@
     <w:pPr>
       <w:spacing w:after="100" w:line="276" w:lineRule="auto"/>
     </w:pPr>
+    <w:rPr>
+      <w:color w:val="000000"/>
+    </w:rPr>
   </w:style>
   <w:style w:type="paragraph" w:styleId="1">
     <w:name w:val="heading 1"/>
@@ -1570,6 +1190,7 @@
       <w:bCs/>
       <w:sz w:val="28"/>
       <w:szCs w:val="28"/>
+      <w:color w:val="000000"/>
     </w:rPr>
   </w:style>
   <w:style w:type="paragraph" w:styleId="2">
@@ -1591,6 +1212,7 @@
     <w:rPr>
       <w:b/>
       <w:bCs/>
+      <w:color w:val="000000"/>
     </w:rPr>
   </w:style>
   <w:style w:type="paragraph" w:styleId="3">
@@ -1614,6 +1236,7 @@
       <w:bCs/>
       <w:i/>
       <w:iCs/>
+      <w:color w:val="000000"/>
     </w:rPr>
   </w:style>
   <w:style w:type="paragraph" w:styleId="4">
@@ -1636,7 +1259,7 @@
       <w:rFonts w:eastAsiaTheme="majorEastAsia" w:cstheme="majorBidi"/>
       <w:i/>
       <w:iCs/>
-      <w:color w:val="0F4761" w:themeColor="accent1" w:themeShade="BF"/>
+      <w:color w:val="000000"/>
     </w:rPr>
   </w:style>
   <w:style w:type="paragraph" w:styleId="5">
@@ -1657,7 +1280,7 @@
     </w:pPr>
     <w:rPr>
       <w:rFonts w:eastAsiaTheme="majorEastAsia" w:cstheme="majorBidi"/>
-      <w:color w:val="0F4761" w:themeColor="accent1" w:themeShade="BF"/>
+      <w:color w:val="000000"/>
     </w:rPr>
   </w:style>
   <w:style w:type="paragraph" w:styleId="6">
@@ -1680,7 +1303,7 @@
       <w:rFonts w:eastAsiaTheme="majorEastAsia" w:cstheme="majorBidi"/>
       <w:i/>
       <w:iCs/>
-      <w:color w:val="595959" w:themeColor="text1" w:themeTint="A6"/>
+      <w:color w:val="000000"/>
     </w:rPr>
   </w:style>
   <w:style w:type="paragraph" w:styleId="7">
@@ -1701,7 +1324,7 @@
     </w:pPr>
     <w:rPr>
       <w:rFonts w:eastAsiaTheme="majorEastAsia" w:cstheme="majorBidi"/>
-      <w:color w:val="595959" w:themeColor="text1" w:themeTint="A6"/>
+      <w:color w:val="000000"/>
     </w:rPr>
   </w:style>
   <w:style w:type="paragraph" w:styleId="8">
@@ -1724,7 +1347,7 @@
       <w:rFonts w:eastAsiaTheme="majorEastAsia" w:cstheme="majorBidi"/>
       <w:i/>
       <w:iCs/>
-      <w:color w:val="272727" w:themeColor="text1" w:themeTint="D8"/>
+      <w:color w:val="000000"/>
     </w:rPr>
   </w:style>
   <w:style w:type="paragraph" w:styleId="9">
@@ -1745,7 +1368,7 @@
     </w:pPr>
     <w:rPr>
       <w:rFonts w:eastAsiaTheme="majorEastAsia" w:cstheme="majorBidi"/>
-      <w:color w:val="272727" w:themeColor="text1" w:themeTint="D8"/>
+      <w:color w:val="000000"/>
     </w:rPr>
   </w:style>
   <w:style w:type="character" w:default="1" w:styleId="a1">
@@ -1753,6 +1376,9 @@
     <w:uiPriority w:val="1"/>
     <w:semiHidden/>
     <w:unhideWhenUsed/>
+    <w:rPr>
+      <w:color w:val="000000"/>
+    </w:rPr>
   </w:style>
   <w:style w:type="table" w:default="1" w:styleId="a2">
     <w:name w:val="Normal Table"/>
@@ -1768,12 +1394,18 @@
         <w:right w:w="108" w:type="dxa"/>
       </w:tblCellMar>
     </w:tblPr>
+    <w:rPr>
+      <w:color w:val="000000"/>
+    </w:rPr>
   </w:style>
   <w:style w:type="numbering" w:default="1" w:styleId="a3">
     <w:name w:val="No List"/>
     <w:uiPriority w:val="99"/>
     <w:semiHidden/>
     <w:unhideWhenUsed/>
+    <w:rPr>
+      <w:color w:val="000000"/>
+    </w:rPr>
   </w:style>
   <w:style w:type="paragraph" w:styleId="a0">
     <w:name w:val="Body Text"/>
@@ -1782,12 +1414,18 @@
     <w:pPr>
       <w:jc w:val="both"/>
     </w:pPr>
+    <w:rPr>
+      <w:color w:val="000000"/>
+    </w:rPr>
   </w:style>
   <w:style w:type="paragraph" w:customStyle="1" w:styleId="FirstParagraph">
     <w:name w:val="First Paragraph"/>
     <w:basedOn w:val="a0"/>
     <w:next w:val="a0"/>
     <w:qFormat/>
+    <w:rPr>
+      <w:color w:val="000000"/>
+    </w:rPr>
   </w:style>
   <w:style w:type="paragraph" w:customStyle="1" w:styleId="Compact">
     <w:name w:val="Compact"/>
@@ -1796,6 +1434,9 @@
     <w:pPr>
       <w:spacing w:before="36" w:after="36"/>
     </w:pPr>
+    <w:rPr>
+      <w:color w:val="000000"/>
+    </w:rPr>
   </w:style>
   <w:style w:type="paragraph" w:styleId="a4">
     <w:name w:val="Title"/>
@@ -1816,6 +1457,7 @@
       <w:bCs/>
       <w:sz w:val="36"/>
       <w:szCs w:val="36"/>
+      <w:color w:val="000000"/>
     </w:rPr>
   </w:style>
   <w:style w:type="character" w:customStyle="1" w:styleId="a5">
@@ -1828,6 +1470,7 @@
       <w:rFonts w:asciiTheme="majorHAnsi" w:eastAsiaTheme="majorEastAsia" w:hAnsiTheme="majorHAnsi" w:cstheme="majorBidi"/>
       <w:sz w:val="56"/>
       <w:szCs w:val="56"/>
+      <w:color w:val="000000"/>
     </w:rPr>
   </w:style>
   <w:style w:type="paragraph" w:styleId="a6">
@@ -1848,6 +1491,7 @@
       <w:spacing w:val="15"/>
       <w:sz w:val="26"/>
       <w:szCs w:val="26"/>
+      <w:color w:val="000000"/>
     </w:rPr>
   </w:style>
   <w:style w:type="character" w:customStyle="1" w:styleId="a7">
@@ -1858,7 +1502,7 @@
     <w:rsid w:val="00A10FD9"/>
     <w:rPr>
       <w:rFonts w:eastAsiaTheme="majorEastAsia" w:cstheme="majorBidi"/>
-      <w:color w:val="595959" w:themeColor="text1" w:themeTint="A6"/>
+      <w:color w:val="000000"/>
       <w:spacing w:val="15"/>
       <w:sz w:val="28"/>
       <w:szCs w:val="28"/>
@@ -1875,6 +1519,7 @@
     <w:rPr>
       <w:sz w:val="24"/>
       <w:szCs w:val="24"/>
+      <w:color w:val="000000"/>
     </w:rPr>
   </w:style>
   <w:style w:type="paragraph" w:styleId="a8">
@@ -1889,6 +1534,7 @@
     <w:rPr>
       <w:sz w:val="24"/>
       <w:szCs w:val="24"/>
+      <w:color w:val="000000"/>
     </w:rPr>
   </w:style>
   <w:style w:type="paragraph" w:customStyle="1" w:styleId="AbstractTitle">
@@ -1906,6 +1552,7 @@
       <w:b/>
       <w:sz w:val="20"/>
       <w:szCs w:val="20"/>
+      <w:color w:val="000000"/>
     </w:rPr>
   </w:style>
   <w:style w:type="paragraph" w:customStyle="1" w:styleId="Abstract">
@@ -1921,12 +1568,16 @@
     <w:rPr>
       <w:sz w:val="20"/>
       <w:szCs w:val="20"/>
+      <w:color w:val="000000"/>
     </w:rPr>
   </w:style>
   <w:style w:type="paragraph" w:styleId="a9">
     <w:name w:val="Bibliography"/>
     <w:basedOn w:val="a"/>
     <w:qFormat/>
+    <w:rPr>
+      <w:color w:val="000000"/>
+    </w:rPr>
   </w:style>
   <w:style w:type="character" w:customStyle="1" w:styleId="10">
     <w:name w:val="Заголовок 1 Знак"/>
@@ -1936,7 +1587,7 @@
     <w:rsid w:val="00A10FD9"/>
     <w:rPr>
       <w:rFonts w:asciiTheme="majorHAnsi" w:eastAsiaTheme="majorEastAsia" w:hAnsiTheme="majorHAnsi" w:cstheme="majorBidi"/>
-      <w:color w:val="0F4761" w:themeColor="accent1" w:themeShade="BF"/>
+      <w:color w:val="000000"/>
       <w:sz w:val="40"/>
       <w:szCs w:val="40"/>
     </w:rPr>
@@ -1950,7 +1601,7 @@
     <w:rsid w:val="00A10FD9"/>
     <w:rPr>
       <w:rFonts w:asciiTheme="majorHAnsi" w:eastAsiaTheme="majorEastAsia" w:hAnsiTheme="majorHAnsi" w:cstheme="majorBidi"/>
-      <w:color w:val="0F4761" w:themeColor="accent1" w:themeShade="BF"/>
+      <w:color w:val="000000"/>
       <w:sz w:val="32"/>
       <w:szCs w:val="32"/>
     </w:rPr>
@@ -1964,7 +1615,7 @@
     <w:rsid w:val="00A10FD9"/>
     <w:rPr>
       <w:rFonts w:eastAsiaTheme="majorEastAsia" w:cstheme="majorBidi"/>
-      <w:color w:val="0F4761" w:themeColor="accent1" w:themeShade="BF"/>
+      <w:color w:val="000000"/>
       <w:sz w:val="28"/>
       <w:szCs w:val="28"/>
     </w:rPr>
@@ -1980,7 +1631,7 @@
       <w:rFonts w:eastAsiaTheme="majorEastAsia" w:cstheme="majorBidi"/>
       <w:i/>
       <w:iCs/>
-      <w:color w:val="0F4761" w:themeColor="accent1" w:themeShade="BF"/>
+      <w:color w:val="000000"/>
     </w:rPr>
   </w:style>
   <w:style w:type="character" w:customStyle="1" w:styleId="50">
@@ -1992,7 +1643,7 @@
     <w:rsid w:val="00A10FD9"/>
     <w:rPr>
       <w:rFonts w:eastAsiaTheme="majorEastAsia" w:cstheme="majorBidi"/>
-      <w:color w:val="0F4761" w:themeColor="accent1" w:themeShade="BF"/>
+      <w:color w:val="000000"/>
     </w:rPr>
   </w:style>
   <w:style w:type="character" w:customStyle="1" w:styleId="60">
@@ -2006,7 +1657,7 @@
       <w:rFonts w:eastAsiaTheme="majorEastAsia" w:cstheme="majorBidi"/>
       <w:i/>
       <w:iCs/>
-      <w:color w:val="595959" w:themeColor="text1" w:themeTint="A6"/>
+      <w:color w:val="000000"/>
     </w:rPr>
   </w:style>
   <w:style w:type="character" w:customStyle="1" w:styleId="70">
@@ -2018,7 +1669,7 @@
     <w:rsid w:val="00A10FD9"/>
     <w:rPr>
       <w:rFonts w:eastAsiaTheme="majorEastAsia" w:cstheme="majorBidi"/>
-      <w:color w:val="595959" w:themeColor="text1" w:themeTint="A6"/>
+      <w:color w:val="000000"/>
     </w:rPr>
   </w:style>
   <w:style w:type="character" w:customStyle="1" w:styleId="80">
@@ -2032,7 +1683,7 @@
       <w:rFonts w:eastAsiaTheme="majorEastAsia" w:cstheme="majorBidi"/>
       <w:i/>
       <w:iCs/>
-      <w:color w:val="272727" w:themeColor="text1" w:themeTint="D8"/>
+      <w:color w:val="000000"/>
     </w:rPr>
   </w:style>
   <w:style w:type="character" w:customStyle="1" w:styleId="90">
@@ -2044,7 +1695,7 @@
     <w:rsid w:val="00A10FD9"/>
     <w:rPr>
       <w:rFonts w:eastAsiaTheme="majorEastAsia" w:cstheme="majorBidi"/>
-      <w:color w:val="272727" w:themeColor="text1" w:themeTint="D8"/>
+      <w:color w:val="000000"/>
     </w:rPr>
   </w:style>
   <w:style w:type="paragraph" w:styleId="aa">
@@ -2058,6 +1709,9 @@
       <w:spacing w:before="100"/>
       <w:ind w:left="480" w:right="480"/>
     </w:pPr>
+    <w:rPr>
+      <w:color w:val="000000"/>
+    </w:rPr>
   </w:style>
   <w:style w:type="paragraph" w:styleId="ab">
     <w:name w:val="footnote text"/>
@@ -2065,6 +1719,9 @@
     <w:uiPriority w:val="9"/>
     <w:unhideWhenUsed/>
     <w:qFormat/>
+    <w:rPr>
+      <w:color w:val="000000"/>
+    </w:rPr>
   </w:style>
   <w:style w:type="paragraph" w:customStyle="1" w:styleId="FootnoteBlockText">
     <w:name w:val="Footnote Block Text"/>
@@ -2077,6 +1734,9 @@
       <w:spacing w:before="100"/>
       <w:ind w:left="480" w:right="480"/>
     </w:pPr>
+    <w:rPr>
+      <w:color w:val="000000"/>
+    </w:rPr>
   </w:style>
   <w:style w:type="table" w:customStyle="1" w:styleId="Table">
     <w:name w:val="Table"/>
@@ -2089,6 +1749,7 @@
     <w:rPr>
       <w:sz w:val="20"/>
       <w:szCs w:val="20"/>
+      <w:color w:val="000000"/>
     </w:rPr>
     <w:tblPr>
       <w:tblInd w:w="0" w:type="dxa"/>
@@ -2120,11 +1781,15 @@
     </w:pPr>
     <w:rPr>
       <w:b/>
+      <w:color w:val="000000"/>
     </w:rPr>
   </w:style>
   <w:style w:type="paragraph" w:customStyle="1" w:styleId="Definition">
     <w:name w:val="Definition"/>
     <w:basedOn w:val="a"/>
+    <w:rPr>
+      <w:color w:val="000000"/>
+    </w:rPr>
   </w:style>
   <w:style w:type="paragraph" w:styleId="ac">
     <w:name w:val="caption"/>
@@ -2135,6 +1800,7 @@
     </w:pPr>
     <w:rPr>
       <w:i/>
+      <w:color w:val="000000"/>
     </w:rPr>
   </w:style>
   <w:style w:type="paragraph" w:customStyle="1" w:styleId="TableCaption">
@@ -2149,6 +1815,7 @@
       <w:iCs/>
       <w:sz w:val="20"/>
       <w:szCs w:val="20"/>
+      <w:color w:val="000000"/>
     </w:rPr>
   </w:style>
   <w:style w:type="paragraph" w:customStyle="1" w:styleId="ImageCaption">
@@ -2163,11 +1830,15 @@
       <w:iCs/>
       <w:sz w:val="20"/>
       <w:szCs w:val="20"/>
+      <w:color w:val="000000"/>
     </w:rPr>
   </w:style>
   <w:style w:type="paragraph" w:customStyle="1" w:styleId="Figure">
     <w:name w:val="Figure"/>
     <w:basedOn w:val="a"/>
+    <w:rPr>
+      <w:color w:val="000000"/>
+    </w:rPr>
   </w:style>
   <w:style w:type="paragraph" w:customStyle="1" w:styleId="CaptionedFigure">
     <w:name w:val="Captioned Figure"/>
@@ -2175,11 +1846,17 @@
     <w:pPr>
       <w:keepNext/>
     </w:pPr>
+    <w:rPr>
+      <w:color w:val="000000"/>
+    </w:rPr>
   </w:style>
   <w:style w:type="character" w:customStyle="1" w:styleId="ad">
     <w:name w:val="Название объекта Знак"/>
     <w:basedOn w:val="a1"/>
     <w:link w:val="ac"/>
+    <w:rPr>
+      <w:color w:val="000000"/>
+    </w:rPr>
   </w:style>
   <w:style w:type="character" w:customStyle="1" w:styleId="VerbatimChar">
     <w:name w:val="Verbatim Char"/>
@@ -2188,24 +1865,29 @@
     <w:rPr>
       <w:rFonts w:ascii="Consolas" w:hAnsi="Consolas"/>
       <w:sz w:val="22"/>
+      <w:color w:val="000000"/>
     </w:rPr>
   </w:style>
   <w:style w:type="character" w:customStyle="1" w:styleId="SectionNumber">
     <w:name w:val="Section Number"/>
     <w:basedOn w:val="ad"/>
+    <w:rPr>
+      <w:color w:val="000000"/>
+    </w:rPr>
   </w:style>
   <w:style w:type="character" w:styleId="ae">
     <w:name w:val="footnote reference"/>
     <w:basedOn w:val="ad"/>
     <w:rPr>
       <w:vertAlign w:val="superscript"/>
+      <w:color w:val="000000"/>
     </w:rPr>
   </w:style>
   <w:style w:type="character" w:styleId="af">
     <w:name w:val="Hyperlink"/>
     <w:basedOn w:val="ad"/>
     <w:rPr>
-      <w:color w:val="156082" w:themeColor="accent1"/>
+      <w:color w:val="000000"/>
     </w:rPr>
   </w:style>
   <w:style w:type="paragraph" w:styleId="af0">
@@ -2223,7 +1905,7 @@
       <w:rFonts w:asciiTheme="majorHAnsi" w:eastAsiaTheme="majorEastAsia" w:hAnsiTheme="majorHAnsi" w:cstheme="majorBidi"/>
       <w:b w:val="0"/>
       <w:bCs w:val="0"/>
-      <w:color w:val="0F4761" w:themeColor="accent1" w:themeShade="BF"/>
+      <w:color w:val="000000"/>
     </w:rPr>
   </w:style>
   <w:style w:type="paragraph" w:customStyle="1" w:styleId="SourceCode">
@@ -2238,6 +1920,7 @@
       <w:rFonts w:ascii="Courier New" w:eastAsia="Courier New" w:hAnsi="Courier New" w:cs="Courier New"/>
       <w:sz w:val="19"/>
       <w:szCs w:val="19"/>
+      <w:color w:val="000000"/>
     </w:rPr>
   </w:style>
   <w:style w:type="character" w:customStyle="1" w:styleId="KeywordTok">
@@ -2246,7 +1929,7 @@
     <w:rPr>
       <w:rFonts w:ascii="Consolas" w:hAnsi="Consolas"/>
       <w:b/>
-      <w:color w:val="007020"/>
+      <w:color w:val="000000"/>
       <w:sz w:val="22"/>
     </w:rPr>
   </w:style>
@@ -2255,7 +1938,7 @@
     <w:basedOn w:val="VerbatimChar"/>
     <w:rPr>
       <w:rFonts w:ascii="Consolas" w:hAnsi="Consolas"/>
-      <w:color w:val="902000"/>
+      <w:color w:val="000000"/>
       <w:sz w:val="22"/>
     </w:rPr>
   </w:style>
@@ -2264,7 +1947,7 @@
     <w:basedOn w:val="VerbatimChar"/>
     <w:rPr>
       <w:rFonts w:ascii="Consolas" w:hAnsi="Consolas"/>
-      <w:color w:val="40A070"/>
+      <w:color w:val="000000"/>
       <w:sz w:val="22"/>
     </w:rPr>
   </w:style>
@@ -2273,7 +1956,7 @@
     <w:basedOn w:val="VerbatimChar"/>
     <w:rPr>
       <w:rFonts w:ascii="Consolas" w:hAnsi="Consolas"/>
-      <w:color w:val="40A070"/>
+      <w:color w:val="000000"/>
       <w:sz w:val="22"/>
     </w:rPr>
   </w:style>
@@ -2282,7 +1965,7 @@
     <w:basedOn w:val="VerbatimChar"/>
     <w:rPr>
       <w:rFonts w:ascii="Consolas" w:hAnsi="Consolas"/>
-      <w:color w:val="40A070"/>
+      <w:color w:val="000000"/>
       <w:sz w:val="22"/>
     </w:rPr>
   </w:style>
@@ -2291,7 +1974,7 @@
     <w:basedOn w:val="VerbatimChar"/>
     <w:rPr>
       <w:rFonts w:ascii="Consolas" w:hAnsi="Consolas"/>
-      <w:color w:val="880000"/>
+      <w:color w:val="000000"/>
       <w:sz w:val="22"/>
     </w:rPr>
   </w:style>
@@ -2300,7 +1983,7 @@
     <w:basedOn w:val="VerbatimChar"/>
     <w:rPr>
       <w:rFonts w:ascii="Consolas" w:hAnsi="Consolas"/>
-      <w:color w:val="4070A0"/>
+      <w:color w:val="000000"/>
       <w:sz w:val="22"/>
     </w:rPr>
   </w:style>
@@ -2309,7 +1992,7 @@
     <w:basedOn w:val="VerbatimChar"/>
     <w:rPr>
       <w:rFonts w:ascii="Consolas" w:hAnsi="Consolas"/>
-      <w:color w:val="4070A0"/>
+      <w:color w:val="000000"/>
       <w:sz w:val="22"/>
     </w:rPr>
   </w:style>
@@ -2318,7 +2001,7 @@
     <w:basedOn w:val="VerbatimChar"/>
     <w:rPr>
       <w:rFonts w:ascii="Consolas" w:hAnsi="Consolas"/>
-      <w:color w:val="4070A0"/>
+      <w:color w:val="000000"/>
       <w:sz w:val="22"/>
     </w:rPr>
   </w:style>
@@ -2327,7 +2010,7 @@
     <w:basedOn w:val="VerbatimChar"/>
     <w:rPr>
       <w:rFonts w:ascii="Consolas" w:hAnsi="Consolas"/>
-      <w:color w:val="4070A0"/>
+      <w:color w:val="000000"/>
       <w:sz w:val="22"/>
     </w:rPr>
   </w:style>
@@ -2336,7 +2019,7 @@
     <w:basedOn w:val="VerbatimChar"/>
     <w:rPr>
       <w:rFonts w:ascii="Consolas" w:hAnsi="Consolas"/>
-      <w:color w:val="BB6688"/>
+      <w:color w:val="000000"/>
       <w:sz w:val="22"/>
     </w:rPr>
   </w:style>
@@ -2346,7 +2029,7 @@
     <w:rPr>
       <w:rFonts w:ascii="Consolas" w:hAnsi="Consolas"/>
       <w:b/>
-      <w:color w:val="008000"/>
+      <w:color w:val="000000"/>
       <w:sz w:val="22"/>
     </w:rPr>
   </w:style>
@@ -2356,7 +2039,7 @@
     <w:rPr>
       <w:rFonts w:ascii="Consolas" w:hAnsi="Consolas"/>
       <w:i/>
-      <w:color w:val="60A0B0"/>
+      <w:color w:val="000000"/>
       <w:sz w:val="22"/>
     </w:rPr>
   </w:style>
@@ -2366,7 +2049,7 @@
     <w:rPr>
       <w:rFonts w:ascii="Consolas" w:hAnsi="Consolas"/>
       <w:i/>
-      <w:color w:val="BA2121"/>
+      <w:color w:val="000000"/>
       <w:sz w:val="22"/>
     </w:rPr>
   </w:style>
@@ -2377,7 +2060,7 @@
       <w:rFonts w:ascii="Consolas" w:hAnsi="Consolas"/>
       <w:b/>
       <w:i/>
-      <w:color w:val="60A0B0"/>
+      <w:color w:val="000000"/>
       <w:sz w:val="22"/>
     </w:rPr>
   </w:style>
@@ -2388,7 +2071,7 @@
       <w:rFonts w:ascii="Consolas" w:hAnsi="Consolas"/>
       <w:b/>
       <w:i/>
-      <w:color w:val="60A0B0"/>
+      <w:color w:val="000000"/>
       <w:sz w:val="22"/>
     </w:rPr>
   </w:style>
@@ -2397,7 +2080,7 @@
     <w:basedOn w:val="VerbatimChar"/>
     <w:rPr>
       <w:rFonts w:ascii="Consolas" w:hAnsi="Consolas"/>
-      <w:color w:val="007020"/>
+      <w:color w:val="000000"/>
       <w:sz w:val="22"/>
     </w:rPr>
   </w:style>
@@ -2406,7 +2089,7 @@
     <w:basedOn w:val="VerbatimChar"/>
     <w:rPr>
       <w:rFonts w:ascii="Consolas" w:hAnsi="Consolas"/>
-      <w:color w:val="06287E"/>
+      <w:color w:val="000000"/>
       <w:sz w:val="22"/>
     </w:rPr>
   </w:style>
@@ -2415,7 +2098,7 @@
     <w:basedOn w:val="VerbatimChar"/>
     <w:rPr>
       <w:rFonts w:ascii="Consolas" w:hAnsi="Consolas"/>
-      <w:color w:val="19177C"/>
+      <w:color w:val="000000"/>
       <w:sz w:val="22"/>
     </w:rPr>
   </w:style>
@@ -2425,7 +2108,7 @@
     <w:rPr>
       <w:rFonts w:ascii="Consolas" w:hAnsi="Consolas"/>
       <w:b/>
-      <w:color w:val="007020"/>
+      <w:color w:val="000000"/>
       <w:sz w:val="22"/>
     </w:rPr>
   </w:style>
@@ -2434,7 +2117,7 @@
     <w:basedOn w:val="VerbatimChar"/>
     <w:rPr>
       <w:rFonts w:ascii="Consolas" w:hAnsi="Consolas"/>
-      <w:color w:val="666666"/>
+      <w:color w:val="000000"/>
       <w:sz w:val="22"/>
     </w:rPr>
   </w:style>
@@ -2443,7 +2126,7 @@
     <w:basedOn w:val="VerbatimChar"/>
     <w:rPr>
       <w:rFonts w:ascii="Consolas" w:hAnsi="Consolas"/>
-      <w:color w:val="008000"/>
+      <w:color w:val="000000"/>
       <w:sz w:val="22"/>
     </w:rPr>
   </w:style>
@@ -2453,6 +2136,7 @@
     <w:rPr>
       <w:rFonts w:ascii="Consolas" w:hAnsi="Consolas"/>
       <w:sz w:val="22"/>
+      <w:color w:val="000000"/>
     </w:rPr>
   </w:style>
   <w:style w:type="character" w:customStyle="1" w:styleId="PreprocessorTok">
@@ -2460,7 +2144,7 @@
     <w:basedOn w:val="VerbatimChar"/>
     <w:rPr>
       <w:rFonts w:ascii="Consolas" w:hAnsi="Consolas"/>
-      <w:color w:val="BC7A00"/>
+      <w:color w:val="000000"/>
       <w:sz w:val="22"/>
     </w:rPr>
   </w:style>
@@ -2469,7 +2153,7 @@
     <w:basedOn w:val="VerbatimChar"/>
     <w:rPr>
       <w:rFonts w:ascii="Consolas" w:hAnsi="Consolas"/>
-      <w:color w:val="7D9029"/>
+      <w:color w:val="000000"/>
       <w:sz w:val="22"/>
     </w:rPr>
   </w:style>
@@ -2479,6 +2163,7 @@
     <w:rPr>
       <w:rFonts w:ascii="Consolas" w:hAnsi="Consolas"/>
       <w:sz w:val="22"/>
+      <w:color w:val="000000"/>
     </w:rPr>
   </w:style>
   <w:style w:type="character" w:customStyle="1" w:styleId="InformationTok">
@@ -2488,7 +2173,7 @@
       <w:rFonts w:ascii="Consolas" w:hAnsi="Consolas"/>
       <w:b/>
       <w:i/>
-      <w:color w:val="60A0B0"/>
+      <w:color w:val="000000"/>
       <w:sz w:val="22"/>
     </w:rPr>
   </w:style>
@@ -2499,7 +2184,7 @@
       <w:rFonts w:ascii="Consolas" w:hAnsi="Consolas"/>
       <w:b/>
       <w:i/>
-      <w:color w:val="60A0B0"/>
+      <w:color w:val="000000"/>
       <w:sz w:val="22"/>
     </w:rPr>
   </w:style>
@@ -2509,7 +2194,7 @@
     <w:rPr>
       <w:rFonts w:ascii="Consolas" w:hAnsi="Consolas"/>
       <w:b/>
-      <w:color w:val="FF0000"/>
+      <w:color w:val="000000"/>
       <w:sz w:val="22"/>
     </w:rPr>
   </w:style>
@@ -2519,7 +2204,7 @@
     <w:rPr>
       <w:rFonts w:ascii="Consolas" w:hAnsi="Consolas"/>
       <w:b/>
-      <w:color w:val="FF0000"/>
+      <w:color w:val="000000"/>
       <w:sz w:val="22"/>
     </w:rPr>
   </w:style>
@@ -2529,6 +2214,7 @@
     <w:rPr>
       <w:rFonts w:ascii="Consolas" w:hAnsi="Consolas"/>
       <w:sz w:val="22"/>
+      <w:color w:val="000000"/>
     </w:rPr>
   </w:style>
 </w:styles>
@@ -2569,10 +2255,10 @@
         <a:srgbClr val="4EA72E"/>
       </a:accent6>
       <a:hlink>
-        <a:srgbClr val="467886"/>
+        <a:srgbClr val="000000"/>
       </a:hlink>
       <a:folHlink>
-        <a:srgbClr val="96607D"/>
+        <a:srgbClr val="000000"/>
       </a:folHlink>
     </a:clrScheme>
     <a:fontScheme name="Office">
